--- a/documentword/需求分析文档.docx
+++ b/documentword/需求分析文档.docx
@@ -3028,6 +3028,9 @@
         </w:rPr>
         <w:t>课程目录通过只读接口提供，业务库不维护目录数据。</w:t>
       </w:r>
+      <w:r>
+        <w:t xml:space="preserve"> </w:t>
+      </w:r>
     </w:p>
     <w:sectPr>
       <w:headerReference r:id="rId5" w:type="default"/>
